--- a/Volume 1/Chapter 03 - File Handling/SPA_Vol1_Ch3_Lesson3_11a_Directory_Traversal_EXTENDED.docx
+++ b/Volume 1/Chapter 03 - File Handling/SPA_Vol1_Ch3_Lesson3_11a_Directory_Traversal_EXTENDED.docx
@@ -1150,7 +1150,7 @@
         <w:keepNext/>
       </w:pPr>
       <w:r>
-        <w:t>Save each file from this lesson into the matching path in the project layout. As in Chapter 1, notepad .\rust\Cargo.toml creates and opens one: choose Yes, type the file, save it with Ctrl+S, and close Notepad. Then install forge-std, Foundry's standard library, into the Solidity project. Linux Assembly runs in WSL or on a Linux computer.</w:t>
+        <w:t>Next, let the tools create the Rust and Solidity projects. Remember, Cargo.toml describes the project: cargo init .\rust writes it, with a starter program, src\main.rs. This lesson's programs live in src\bin, one file per program, so Remove-Item deletes the starter. Remember, forge init makes the Solidity project: --no-git and --offline work as in Chapter 1, --empty leaves out forge's example contracts, and --force lets it fill the solidity folder, which already holds the empty folders made above.</w:t>
       </w:r>
     </w:p>
     <w:p>
@@ -1164,6 +1164,144 @@
         <w:keepNext/>
       </w:pPr>
       <w:r>
+        <w:t>cargo init .\rust --name walk_tree --vcs none</w:t>
+      </w:r>
+    </w:p>
+    <w:p>
+      <w:pPr>
+        <w:pStyle w:val="CommandBlock"/>
+        <w:keepNext/>
+      </w:pPr>
+      <w:r>
+        <w:t>Remove-Item .\rust\src\main.rs</w:t>
+      </w:r>
+    </w:p>
+    <w:p>
+      <w:pPr>
+        <w:pStyle w:val="CommandBlock"/>
+      </w:pPr>
+      <w:r>
+        <w:t>forge init .\solidity --empty --no-git --offline --force</w:t>
+      </w:r>
+    </w:p>
+    <w:p>
+      <w:pPr>
+        <w:keepNext/>
+      </w:pPr>
+    </w:p>
+    <w:p>
+      <w:r>
+        <w:t>Then type the Solidity project's settings over the foundry.toml that forge init wrote. foundry.toml gives the scripts read access to the lesson folder only, as in Lesson 3.2a: they read the tree and change nothing. notepad .\solidity\foundry.toml opens the file: replace its text with the file below, save it with Ctrl+S, and close Notepad.</w:t>
+      </w:r>
+    </w:p>
+    <w:p>
+      <w:pPr>
+        <w:keepNext/>
+      </w:pPr>
+    </w:p>
+    <w:p>
+      <w:pPr>
+        <w:pStyle w:val="Heading3"/>
+      </w:pPr>
+      <w:r>
+        <w:t>solidity/foundry.toml</w:t>
+      </w:r>
+    </w:p>
+    <w:p>
+      <w:pPr>
+        <w:pStyle w:val="SourceCode"/>
+        <w:keepNext/>
+      </w:pPr>
+      <w:r>
+        <w:t>[profile.default]</w:t>
+      </w:r>
+    </w:p>
+    <w:p>
+      <w:pPr>
+        <w:pStyle w:val="SourceCode"/>
+        <w:keepNext/>
+      </w:pPr>
+      <w:r>
+        <w:t># The scripts in script/ are the only Solidity sources in this project.</w:t>
+      </w:r>
+    </w:p>
+    <w:p>
+      <w:pPr>
+        <w:pStyle w:val="SourceCode"/>
+        <w:keepNext/>
+      </w:pPr>
+      <w:r>
+        <w:t>src = "script"</w:t>
+      </w:r>
+    </w:p>
+    <w:p>
+      <w:pPr>
+        <w:pStyle w:val="SourceCode"/>
+        <w:keepNext/>
+      </w:pPr>
+      <w:r>
+        <w:t># forge install puts forge-std in lib/.</w:t>
+      </w:r>
+    </w:p>
+    <w:p>
+      <w:pPr>
+        <w:pStyle w:val="SourceCode"/>
+        <w:keepNext/>
+      </w:pPr>
+      <w:r>
+        <w:t>libs = ["lib"]</w:t>
+      </w:r>
+    </w:p>
+    <w:p>
+      <w:pPr>
+        <w:pStyle w:val="SourceCode"/>
+        <w:keepNext/>
+      </w:pPr>
+      <w:r>
+        <w:t># The cheatcodes may only read, and only inside the lesson folder, the</w:t>
+      </w:r>
+    </w:p>
+    <w:p>
+      <w:pPr>
+        <w:pStyle w:val="SourceCode"/>
+        <w:keepNext/>
+      </w:pPr>
+      <w:r>
+        <w:t># folder above the project root ("../"). The scripts change nothing.</w:t>
+      </w:r>
+    </w:p>
+    <w:p>
+      <w:pPr>
+        <w:pStyle w:val="SourceCode"/>
+      </w:pPr>
+      <w:r>
+        <w:t>fs_permissions = [{ access = "read", path = "../" }]</w:t>
+      </w:r>
+    </w:p>
+    <w:p>
+      <w:pPr>
+        <w:keepNext/>
+      </w:pPr>
+    </w:p>
+    <w:p>
+      <w:pPr>
+        <w:keepNext/>
+      </w:pPr>
+      <w:r>
+        <w:t>Then install forge-std, Foundry's standard library, into the Solidity project. Linux Assembly runs in WSL or on a Linux computer.</w:t>
+      </w:r>
+    </w:p>
+    <w:p>
+      <w:pPr>
+        <w:keepNext/>
+      </w:pPr>
+    </w:p>
+    <w:p>
+      <w:pPr>
+        <w:pStyle w:val="CommandBlock"/>
+        <w:keepNext/>
+      </w:pPr>
+      <w:r>
         <w:t>Push-Location .\solidity</w:t>
       </w:r>
     </w:p>
@@ -1190,6 +1328,16 @@
       </w:pPr>
     </w:p>
     <w:p>
+      <w:r>
+        <w:t>You save each source file in its language's section below, as each is shown. As in Chapter 1, notepad .\rust\src\bin\basic_walk_tree.rs creates and opens one: choose Yes, type the file, save it with Ctrl+S, and close Notepad.</w:t>
+      </w:r>
+    </w:p>
+    <w:p>
+      <w:pPr>
+        <w:keepNext/>
+      </w:pPr>
+    </w:p>
+    <w:p>
       <w:pPr>
         <w:keepNext/>
       </w:pPr>
@@ -1251,7 +1399,7 @@
         <w:keepNext/>
       </w:pPr>
       <w:r>
-        <w:t>Save each file from this lesson into the matching path in the project layout. As in Chapter 1, nano ./rust/Cargo.toml creates and opens one: type the file, then save and close it with Ctrl+O, Enter, then Ctrl+X. Then install forge-std.</w:t>
+        <w:t>Then create the Rust and Solidity projects with the same commands as on Windows; rm deletes the starter main.rs.</w:t>
       </w:r>
     </w:p>
     <w:p>
@@ -1262,6 +1410,50 @@
     <w:p>
       <w:pPr>
         <w:pStyle w:val="CommandBlock"/>
+        <w:keepNext/>
+      </w:pPr>
+      <w:r>
+        <w:t>cargo init ./rust --name walk_tree --vcs none</w:t>
+      </w:r>
+    </w:p>
+    <w:p>
+      <w:pPr>
+        <w:pStyle w:val="CommandBlock"/>
+        <w:keepNext/>
+      </w:pPr>
+      <w:r>
+        <w:t>rm ./rust/src/main.rs</w:t>
+      </w:r>
+    </w:p>
+    <w:p>
+      <w:pPr>
+        <w:pStyle w:val="CommandBlock"/>
+      </w:pPr>
+      <w:r>
+        <w:t>forge init ./solidity --empty --no-git --offline --force</w:t>
+      </w:r>
+    </w:p>
+    <w:p>
+      <w:pPr>
+        <w:keepNext/>
+      </w:pPr>
+    </w:p>
+    <w:p>
+      <w:pPr>
+        <w:keepNext/>
+      </w:pPr>
+      <w:r>
+        <w:t>Type solidity/foundry.toml exactly as shown in the Windows setup, over the file forge init wrote. Then install forge-std.</w:t>
+      </w:r>
+    </w:p>
+    <w:p>
+      <w:pPr>
+        <w:keepNext/>
+      </w:pPr>
+    </w:p>
+    <w:p>
+      <w:pPr>
+        <w:pStyle w:val="CommandBlock"/>
       </w:pPr>
       <w:r>
         <w:t>(cd ./solidity &amp;&amp; forge install foundry-rs/forge-std@v1.16.2 --no-git)</w:t>
@@ -1273,6 +1465,16 @@
       </w:pPr>
     </w:p>
     <w:p>
+      <w:r>
+        <w:t>You save each source file in its language's section below, as each is shown. As in Chapter 1, nano ./rust/src/bin/basic_walk_tree.rs creates and opens one: type the file, then save and close it with Ctrl+O, Enter, then Ctrl+X.</w:t>
+      </w:r>
+    </w:p>
+    <w:p>
+      <w:pPr>
+        <w:keepNext/>
+      </w:pPr>
+    </w:p>
+    <w:p>
       <w:pPr>
         <w:keepNext/>
       </w:pPr>
@@ -23195,7 +23397,7 @@
     </w:p>
     <w:p>
       <w:r>
-        <w:t>Cargo.toml names this lesson's package, walk_tree, and its three programs. foundry.toml gives the scripts read access to the lesson folder only, as in Lesson 3.2a: they read the tree and change nothing.</w:t>
+        <w:t>This is the file the setup commands wrote, shown here so you can check yours. Cargo.toml names this lesson's package, walk_tree, and its three programs. cargo init does not write the comment lines, which are this lesson's notes about the file, and yours ends with an empty [dependencies] heading; the blank lines may differ.</w:t>
       </w:r>
     </w:p>
     <w:p>
@@ -23273,95 +23475,6 @@
       </w:pPr>
       <w:r>
         <w:t># basic_walk_tree, and walk_tree.</w:t>
-      </w:r>
-    </w:p>
-    <w:p>
-      <w:pPr>
-        <w:keepNext/>
-      </w:pPr>
-    </w:p>
-    <w:p>
-      <w:pPr>
-        <w:keepNext/>
-      </w:pPr>
-    </w:p>
-    <w:p>
-      <w:pPr>
-        <w:pStyle w:val="Heading2"/>
-      </w:pPr>
-      <w:r>
-        <w:t>solidity/foundry.toml</w:t>
-      </w:r>
-    </w:p>
-    <w:p>
-      <w:pPr>
-        <w:pStyle w:val="SourceCode"/>
-        <w:keepNext/>
-      </w:pPr>
-      <w:r>
-        <w:t>[profile.default]</w:t>
-      </w:r>
-    </w:p>
-    <w:p>
-      <w:pPr>
-        <w:pStyle w:val="SourceCode"/>
-        <w:keepNext/>
-      </w:pPr>
-      <w:r>
-        <w:t># The scripts in script/ are the only Solidity sources in this project.</w:t>
-      </w:r>
-    </w:p>
-    <w:p>
-      <w:pPr>
-        <w:pStyle w:val="SourceCode"/>
-        <w:keepNext/>
-      </w:pPr>
-      <w:r>
-        <w:t>src = "script"</w:t>
-      </w:r>
-    </w:p>
-    <w:p>
-      <w:pPr>
-        <w:pStyle w:val="SourceCode"/>
-        <w:keepNext/>
-      </w:pPr>
-      <w:r>
-        <w:t># forge install puts forge-std in lib/.</w:t>
-      </w:r>
-    </w:p>
-    <w:p>
-      <w:pPr>
-        <w:pStyle w:val="SourceCode"/>
-        <w:keepNext/>
-      </w:pPr>
-      <w:r>
-        <w:t>libs = ["lib"]</w:t>
-      </w:r>
-    </w:p>
-    <w:p>
-      <w:pPr>
-        <w:pStyle w:val="SourceCode"/>
-        <w:keepNext/>
-      </w:pPr>
-      <w:r>
-        <w:t># The cheatcodes may only read, and only inside the lesson folder, the</w:t>
-      </w:r>
-    </w:p>
-    <w:p>
-      <w:pPr>
-        <w:pStyle w:val="SourceCode"/>
-        <w:keepNext/>
-      </w:pPr>
-      <w:r>
-        <w:t># folder above the project root ("../"). The scripts change nothing.</w:t>
-      </w:r>
-    </w:p>
-    <w:p>
-      <w:pPr>
-        <w:pStyle w:val="SourceCode"/>
-      </w:pPr>
-      <w:r>
-        <w:t>fs_permissions = [{ access = "read", path = "../" }]</w:t>
       </w:r>
     </w:p>
     <w:p>
@@ -24460,31 +24573,31 @@
       </w:rPr>
     </w:lvl>
   </w:abstractNum>
-  <w:num w:numId="1" w16cid:durableId="1940066632">
+  <w:num w:numId="1" w16cid:durableId="1856728496">
     <w:abstractNumId w:val="8"/>
   </w:num>
-  <w:num w:numId="2" w16cid:durableId="25493804">
+  <w:num w:numId="2" w16cid:durableId="74858309">
     <w:abstractNumId w:val="6"/>
   </w:num>
-  <w:num w:numId="3" w16cid:durableId="1634142808">
+  <w:num w:numId="3" w16cid:durableId="1605574642">
     <w:abstractNumId w:val="5"/>
   </w:num>
-  <w:num w:numId="4" w16cid:durableId="390688438">
+  <w:num w:numId="4" w16cid:durableId="676537554">
     <w:abstractNumId w:val="4"/>
   </w:num>
-  <w:num w:numId="5" w16cid:durableId="1773936621">
+  <w:num w:numId="5" w16cid:durableId="332223916">
     <w:abstractNumId w:val="7"/>
   </w:num>
-  <w:num w:numId="6" w16cid:durableId="812216422">
+  <w:num w:numId="6" w16cid:durableId="796148007">
     <w:abstractNumId w:val="3"/>
   </w:num>
-  <w:num w:numId="7" w16cid:durableId="1066997892">
+  <w:num w:numId="7" w16cid:durableId="195967594">
     <w:abstractNumId w:val="2"/>
   </w:num>
-  <w:num w:numId="8" w16cid:durableId="883832717">
+  <w:num w:numId="8" w16cid:durableId="645938408">
     <w:abstractNumId w:val="1"/>
   </w:num>
-  <w:num w:numId="9" w16cid:durableId="2130587726">
+  <w:num w:numId="9" w16cid:durableId="1304891516">
     <w:abstractNumId w:val="0"/>
   </w:num>
 </w:numbering>

--- a/Volume 1/Chapter 03 - File Handling/SPA_Vol1_Ch3_Lesson3_11a_Directory_Traversal_EXTENDED.docx
+++ b/Volume 1/Chapter 03 - File Handling/SPA_Vol1_Ch3_Lesson3_11a_Directory_Traversal_EXTENDED.docx
@@ -95,10 +95,7 @@
     </w:p>
     <w:p>
       <w:r>
-        <w:t>Lesson 2.13a listed one directory: only the entries directly inside it. Real folders hold folders, which hold more folders, and a backup tool, a search, or a file explorer must reach every file, however deep it sits. A program cannot know in advance how deep a tree goes, so it needs a way of walking that works for any depth. That way is recursion, one of the most important ideas in programming: Volume 1, Chapter 9, Lesson 9.7: Trees builds on it. These four languages show it at different depths. Assembly sh</w:t>
-      </w:r>
-      <w:r>
-        <w:t>ows what a call really is: each call gets its own space on the stack. Rust and Solidity write it as a function that calls itself. Erlang has used recursion since Lesson 2.5a as its way of repeating; here it meets the general idea. Read Lesson 3.11 first; this companion builds on it.</w:t>
+        <w:t>Lesson 2.13a listed one directory: only the entries directly inside it. Real folders hold folders, which hold more folders, and a backup tool, a search, or a file explorer must reach every file, however deep it sits. A program cannot know in advance how deep a tree goes, so it needs a way of walking that works for any depth. That way is recursion, one of the most important ideas in programming: Volume 1, Chapter 9, Lesson 9.7: Trees builds on it. These four languages show it at different depths. Assembly shows what a call really is: each call gets its own space on the stack. Rust and Solidity write it as a function that calls itself. Erlang has used recursion since Lesson 2.5a as its way of repeating; here it meets the general idea. Read Lesson 3.11 first; this companion builds on it.</w:t>
       </w:r>
     </w:p>
     <w:p>
@@ -145,10 +142,7 @@
         <w:pStyle w:val="ListBullet"/>
       </w:pPr>
       <w:r>
-        <w:t>The base case is the case a recursive function finishes without calling itself; it is what ends the chain of calls, and every recursive function needs one. In the warm-up's countdown it is remaining == 0, checked first. In walk it is a directory with no subdirectories, such as backups or servers: walk prints its files, its loop never reaches the recursive call, and the call returns. An empty folder returns at once. A file is not a call of walk at all: walk is only ever called on a directory, and it prints a</w:t>
-      </w:r>
-      <w:r>
-        <w:t xml:space="preserve"> file's path directly. Erlang's walk also calls itself on the rest of its list, so its base case is the one its loops have always had, no names left: Names =:= [].</w:t>
+        <w:t>The base case is the case a recursive function finishes without calling itself; it is what ends the chain of calls, and every recursive function needs one. In the warm-up's countdown it is remaining == 0, checked first. In walk it is a directory with no subdirectories, such as backups or servers: walk prints its files, its loop never reaches the recursive call, and the call returns. An empty folder returns at once. A file is not a call of walk at all: walk is only ever called on a directory, and it prints a file's path directly. Erlang's walk also calls itself on the rest of its list, so its base case is the one its loops have always had, no names left: Names =:= [].</w:t>
       </w:r>
     </w:p>
     <w:p>
@@ -301,10 +295,7 @@
         <w:pStyle w:val="ListBullet"/>
       </w:pPr>
       <w:r>
-        <w:t>Without a base case, the call chain never ends. Each call waits for the next, every waiting call takes room on the stack, and within a fraction of a second the room runs out and the program is stopped. Each language's warm-up shows countdown with its base check removed. The same happens without a smaller piece: a walk that called walk on its own directory again, instead of on the path it just joined, would never get any further. This lesson does not run such a program; here is what each language reported, o</w:t>
-      </w:r>
-      <w:r>
-        <w:t>nce, for a function that only calls itself:</w:t>
+        <w:t>Without a base case, the call chain never ends. Each call waits for the next, every waiting call takes room on the stack, and within a fraction of a second the room runs out and the program is stopped. Each language's warm-up shows countdown with its base check removed. The same happens without a smaller piece: a walk that called walk on its own directory again, instead of on the path it just joined, would never get any further. This lesson does not run such a program; here is what each language reported, once, for a function that only calls itself:</w:t>
       </w:r>
     </w:p>
     <w:p>
@@ -1807,10 +1798,7 @@
     </w:p>
     <w:p>
       <w:r>
-        <w:t>Before walking a tree, see recursion in its smallest form. countdown(remaining) checks its base case first: at 0 it prints Liftoff and returns without calling itself. Otherwise it prints remaining and calls itself on remaining - 1, a smaller piece, one step closer to 0. countdown keeps its remaining in rbx, not rcx, because printf may change rcx. rbx is callee-saved (Lesson 2.2a), so countdown first pushes the caller's rbx, which holds the caller's own remaining, and pops it back just before ret. That one p</w:t>
-      </w:r>
-      <w:r>
-        <w:t>ush and pop is what lets every waiting call find its own remaining again. Read the comments as you type it.</w:t>
+        <w:t>Before walking a tree, see recursion in its smallest form. countdown(remaining) checks its base case first: at 0 it prints Liftoff and returns without calling itself. Otherwise it prints remaining and calls itself on remaining - 1, a smaller piece, one step closer to 0. countdown keeps its remaining in rbx, not rcx, because printf may change rcx. rbx is callee-saved (Lesson 2.2a), so countdown first pushes the caller's rbx, which holds the caller's own remaining, and pops it back just before ret. That one push and pop is what lets every waiting call find its own remaining again. Read the comments as you type it.</w:t>
       </w:r>
     </w:p>
     <w:p>
@@ -3378,10 +3366,7 @@
     </w:p>
     <w:p>
       <w:r>
-        <w:t xml:space="preserve">Start with the recursive walk itself. walk(directory) opens and reads the directory, copies each name into a row of its own frame, sorts the rows' addresses, and then, for each name, joins the path and asks _stat64 for the type: a file is printed, and a directory gets a call of walk. main prints the heading line and makes the first call, with the address of inventory-tree in rcx (rdi on Linux). This Basic version trusts every listing. Every step is commented, so read the comments as you type it, especially </w:t>
-      </w:r>
-      <w:r>
-        <w:t>the recursive case and the base case.</w:t>
+        <w:t>Start with the recursive walk itself. walk(directory) opens and reads the directory, copies each name into a row of its own frame, sorts the rows' addresses, and then, for each name, joins the path and asks _stat64 for the type: a file is printed, and a directory gets a call of walk. main prints the heading line and makes the first call, with the address of inventory-tree in rcx (rdi on Linux). This Basic version trusts every listing. Every step is commented, so read the comments as you type it, especially the recursive case and the base case.</w:t>
       </w:r>
     </w:p>
     <w:p>
@@ -7665,10 +7650,7 @@
     </w:p>
     <w:p>
       <w:r>
-        <w:t>The Production-Minded version prints the same lines. Four functions do the work. list_entries(directory, names, order) lists and sorts one directory into the rows and order list its caller gives it, and returns the count in rax, or -1 when the directory cannot be opened or holds more than 16 entries, so no entry is ever skipped without a report. is_directory returns 1 in eax for a directory. join_path joins two parts, as in Lesson 2.13a. collect_files(directory) is the recursive one: it adds each file's pat</w:t>
-      </w:r>
-      <w:r>
-        <w:t>h to files, a collection in .bss, and returns 0, or -1 when a listing fails or files is full; a -1 from a deeper call is passed straight back up. files and its count, file_count, live in .bss, which exists once, so every call adds to the same collection, while each call's names and path live in its own frame. main refuses a missing tree, collects everything, and prints the list only when the whole walk has succeeded.</w:t>
+        <w:t>The Production-Minded version prints the same lines. Four functions do the work. list_entries(directory, names, order) lists and sorts one directory into the rows and order list its caller gives it, and returns the count in rax, or -1 when the directory cannot be opened or holds more than 16 entries, so no entry is ever skipped without a report. is_directory returns 1 in eax for a directory. join_path joins two parts, as in Lesson 2.13a. collect_files(directory) is the recursive one: it adds each file's path to files, a collection in .bss, and returns 0, or -1 when a listing fails or files is full; a -1 from a deeper call is passed straight back up. files and its count, file_count, live in .bss, which exists once, so every call adds to the same collection, while each call's names and path live in its own frame. main refuses a missing tree, collects everything, and prints the list only when the whole walk has succeeded.</w:t>
       </w:r>
     </w:p>
     <w:p>
@@ -13312,10 +13294,7 @@
     </w:p>
     <w:p>
       <w:r>
-        <w:t>Both versions walk the tree with the same recursion: a file is printed or collected directly, a subdirectory is the recursive case, a call on a smaller piece, and a directory with no subdirectories is the base case, where the chain of calls ends. The Basic walk prints each path the moment it finds it and trusts every listing, so a failure deep in the tree would stop it halfway through its list. The Production-Minded collect_files collects the paths first, passes any failure back up through every waiting cal</w:t>
-      </w:r>
-      <w:r>
-        <w:t>l as Lesson 2.11a taught, and lets main print only a complete list. It hands the list back instead of printing it, so the Exercise, the Challenge, Lesson 3.12a, and the Mini File Explorer can reuse it.</w:t>
+        <w:t>Both versions walk the tree with the same recursion: a file is printed or collected directly, a subdirectory is the recursive case, a call on a smaller piece, and a directory with no subdirectories is the base case, where the chain of calls ends. The Basic walk prints each path the moment it finds it and trusts every listing, so a failure deep in the tree would stop it halfway through its list. The Production-Minded collect_files collects the paths first, passes any failure back up through every waiting call as Lesson 2.11a taught, and lets main print only a complete list. It hands the list back instead of printing it, so the Exercise, the Challenge, Lesson 3.12a, and the Mini File Explorer can reuse it.</w:t>
       </w:r>
     </w:p>
     <w:p>
@@ -13786,10 +13765,7 @@
     </w:p>
     <w:p>
       <w:r>
-        <w:t>Start with the recursive walk itself. walk(directory) lists and sorts the directory's names into its own Vec, then, for each name, joins the path and either prints it, for a file, or calls walk on it, for a directory. main prints the heading line and makes the first call, walk(Path::new("inventory-tree")). This Basic version trusts every listing: expect stops the program with a panic message if one fails. Every step is commented, so read the comments as you type it, especially the recursive case and the bas</w:t>
-      </w:r>
-      <w:r>
-        <w:t>e case.</w:t>
+        <w:t>Start with the recursive walk itself. walk(directory) lists and sorts the directory's names into its own Vec, then, for each name, joins the path and either prints it, for a file, or calls walk on it, for a directory. main prints the heading line and makes the first call, walk(Path::new("inventory-tree")). This Basic version trusts every listing: expect stops the program with a panic message if one fails. Every step is commented, so read the comments as you type it, especially the recursive case and the base case.</w:t>
       </w:r>
     </w:p>
     <w:p>
@@ -14764,10 +14740,7 @@
     </w:p>
     <w:p>
       <w:r>
-        <w:t>The Production-Minded version prints the same lines. Two functions do the work. list_entries(directory) returns the sorted names in a Result&lt;Vec&lt;String&gt;, String&gt;, and an Err names the directory and error.kind(), as in Lesson 3.2a. collect_files(directory, files) adds each file's path to files, which main lends with &amp;mut, so every call adds to main's one Vec, and returns Ok(()), or the first Err. When a deeper call returns an Err, each waiting call returns it at once, so it arrives in main. main refuses a mi</w:t>
-      </w:r>
-      <w:r>
-        <w:t>ssing tree, collects everything, and prints the list only when the whole walk has succeeded.</w:t>
+        <w:t>The Production-Minded version prints the same lines. Two functions do the work. list_entries(directory) returns the sorted names in a Result&lt;Vec&lt;String&gt;, String&gt;, and an Err names the directory and error.kind(), as in Lesson 3.2a. collect_files(directory, files) adds each file's path to files, which main lends with &amp;mut, so every call adds to main's one Vec, and returns Ok(()), or the first Err. When a deeper call returns an Err, each waiting call returns it at once, so it arrives in main. main refuses a missing tree, collects everything, and prints the list only when the whole walk has succeeded.</w:t>
       </w:r>
     </w:p>
     <w:p>
@@ -15904,10 +15877,7 @@
     </w:p>
     <w:p>
       <w:r>
-        <w:t>Both versions walk the tree with the same recursion: a file is printed or collected directly, a subdirectory is the recursive case, a call on a smaller piece, and a directory with no subdirectories is the base case, where the chain of calls ends. The Basic walk prints each path the moment it finds it and trusts every listing, so a failure deep in the tree would stop it halfway through its list. The Production-Minded collect_files collects the paths first, passes any failure back up through every waiting cal</w:t>
-      </w:r>
-      <w:r>
-        <w:t>l as Lesson 2.11a taught, and lets main print only a complete list. It hands the list back instead of printing it, so the Exercise, the Challenge, Lesson 3.12a, and the Mini File Explorer can reuse it.</w:t>
+        <w:t>Both versions walk the tree with the same recursion: a file is printed or collected directly, a subdirectory is the recursive case, a call on a smaller piece, and a directory with no subdirectories is the base case, where the chain of calls ends. The Basic walk prints each path the moment it finds it and trusts every listing, so a failure deep in the tree would stop it halfway through its list. The Production-Minded collect_files collects the paths first, passes any failure back up through every waiting call as Lesson 2.11a taught, and lets main print only a complete list. It hands the list back instead of printing it, so the Exercise, the Challenge, Lesson 3.12a, and the Mini File Explorer can reuse it.</w:t>
       </w:r>
     </w:p>
     <w:p>
@@ -16436,10 +16406,7 @@
     </w:p>
     <w:p>
       <w:r>
-        <w:t>Start with the recursive walk itself. sorted_entries(Directory) returns the sorted names. walk(Directory, Names) visits the names still to be visited: with none left, it returns ok, the base case; otherwise it joins the first name's path and either prints it, for a file, or walks that subdirectory, and then calls itself with the rest of the names. main prints the heading line and calls walk(Root, sorted_entries(Root)). This Basic version trusts every listing: {ok, Names} = file:list_dir(Directory) stops the</w:t>
-      </w:r>
-      <w:r>
-        <w:t xml:space="preserve"> program with a badmatch error if one fails. Every step is commented, so read the comments as you type it, especially the recursive case and the base case.</w:t>
+        <w:t>Start with the recursive walk itself. sorted_entries(Directory) returns the sorted names. walk(Directory, Names) visits the names still to be visited: with none left, it returns ok, the base case; otherwise it joins the first name's path and either prints it, for a file, or walks that subdirectory, and then calls itself with the rest of the names. main prints the heading line and calls walk(Root, sorted_entries(Root)). This Basic version trusts every listing: {ok, Names} = file:list_dir(Directory) stops the program with a badmatch error if one fails. Every step is commented, so read the comments as you type it, especially the recursive case and the base case.</w:t>
       </w:r>
     </w:p>
     <w:p>
@@ -17408,10 +17375,7 @@
     </w:p>
     <w:p>
       <w:r>
-        <w:t>The Production-Minded version prints the same lines. list_entries(Directory) returns {ok, Names}, sorted, or {error, Message} naming the directory and the reason atom. collect_files(Directory, Names, Files) walks the same way as walk, but instead of printing, it passes a longer list on: a file's path is added with Files ++ [Path], and a subdirectory's files are collected first and then the rest continues with the longer list. It returns {ok, Files}, or the first {error, Message}, which every waiting call ha</w:t>
-      </w:r>
-      <w:r>
-        <w:t>nds back unchanged with Failed -&gt; Failed, as in Lesson 2.13a. collect_tree(Root) lists the root and starts the walk with an empty list. main refuses a missing tree, collects everything, and prints the list only when the whole walk has succeeded.</w:t>
+        <w:t>The Production-Minded version prints the same lines. list_entries(Directory) returns {ok, Names}, sorted, or {error, Message} naming the directory and the reason atom. collect_files(Directory, Names, Files) walks the same way as walk, but instead of printing, it passes a longer list on: a file's path is added with Files ++ [Path], and a subdirectory's files are collected first and then the rest continues with the longer list. It returns {ok, Files}, or the first {error, Message}, which every waiting call hands back unchanged with Failed -&gt; Failed, as in Lesson 2.13a. collect_tree(Root) lists the root and starts the walk with an empty list. main refuses a missing tree, collects everything, and prints the list only when the whole walk has succeeded.</w:t>
       </w:r>
     </w:p>
     <w:p>
@@ -18614,10 +18578,7 @@
     </w:p>
     <w:p>
       <w:r>
-        <w:t>Now that you know how a walk works inside, here is the practical alternative. Erlang's filelib module can walk a tree for you. filelib:wildcard returns every path that matches a pattern, and the pattern ** matches any number of directories, so "inventory-tree/**" matches every entry beneath the root, at every depth. The list holds directories as well as files, so print_files keeps only the paths for which filelib:is_regular is true, an ordinary file. The order is not promised, so the program sorts the whole</w:t>
-      </w:r>
-      <w:r>
-        <w:t xml:space="preserve"> paths first. The program prints the same heading and the same four paths, so its output must match Check Your Results above exactly.</w:t>
+        <w:t>Now that you know how a walk works inside, here is the practical alternative. Erlang's filelib module can walk a tree for you. filelib:wildcard returns every path that matches a pattern, and the pattern ** matches any number of directories, so "inventory-tree/**" matches every entry beneath the root, at every depth. The list holds directories as well as files, so print_files keeps only the paths for which filelib:is_regular is true, an ordinary file. The order is not promised, so the program sorts the whole paths first. The program prints the same heading and the same four paths, so its output must match Check Your Results above exactly.</w:t>
       </w:r>
     </w:p>
     <w:p>
@@ -19060,10 +19021,7 @@
     </w:p>
     <w:p>
       <w:r>
-        <w:t xml:space="preserve">Both versions walk the tree with the same recursion: a file is printed or collected directly, a subdirectory is the recursive case, a call on a smaller piece, and no names left, Names =:= [], is the base case, where each chain of calls ends. The Basic walk prints each path the moment it finds it and trusts every listing, so a failure deep in the tree would stop it halfway through its list. The Production-Minded collect_files collects the paths first, passes any failure back up through every waiting call as </w:t>
-      </w:r>
-      <w:r>
-        <w:t>Lesson 2.11a taught, and lets main print only a complete list. It hands the list back instead of printing it, so the Exercise, the Challenge, Lesson 3.12a, and the Mini File Explorer can reuse it.</w:t>
+        <w:t>Both versions walk the tree with the same recursion: a file is printed or collected directly, a subdirectory is the recursive case, a call on a smaller piece, and no names left, Names =:= [], is the base case, where each chain of calls ends. The Basic walk prints each path the moment it finds it and trusts every listing, so a failure deep in the tree would stop it halfway through its list. The Production-Minded collect_files collects the paths first, passes any failure back up through every waiting call as Lesson 2.11a taught, and lets main print only a complete list. It hands the list back instead of printing it, so the Exercise, the Challenge, Lesson 3.12a, and the Mini File Explorer can reuse it.</w:t>
       </w:r>
     </w:p>
     <w:p>
@@ -19091,10 +19049,7 @@
     </w:p>
     <w:p>
       <w:r>
-        <w:t>A contract on a real chain has no files or directories at all; Foundry's vm cheatcodes reach them only while forge runs a script, as in Lesson 2.13a. vm.readDir(path) lists one directory, and vm.isDir(path) is true only for a directory. foundry.toml's fs_permissions allows reading in the lesson folder only, and a relative path starts from the project root, the solidity folder, so the tree is ../inventory-tree. The script joins its own paths from inventory-tree with /, on every system, as Lesson 2.13a did, s</w:t>
-      </w:r>
-      <w:r>
-        <w:t>o it logs inventory-tree/servers/db-01.txt where the others print a \ on Windows. A recursive function in Solidity is an internal function that calls itself.</w:t>
+        <w:t>A contract on a real chain has no files or directories at all; Foundry's vm cheatcodes reach them only while forge runs a script, as in Lesson 2.13a. vm.readDir(path) lists one directory, and vm.isDir(path) is true only for a directory. foundry.toml's fs_permissions allows reading in the lesson folder only, and a relative path starts from the project root, the solidity folder, so the tree is ../inventory-tree. The script joins its own paths from inventory-tree with /, on every system, as Lesson 2.13a did, so it logs inventory-tree/servers/db-01.txt where the others print a \ on Windows. A recursive function in Solidity is an internal function that calls itself.</w:t>
       </w:r>
     </w:p>
     <w:p>
@@ -19619,10 +19574,7 @@
     </w:p>
     <w:p>
       <w:r>
-        <w:t>Start with the recursive walk itself. sortedEntries(directory) lists ../directory with vm.readDir, keeps each entry's own name with Lesson 2.13a's lastPart, and sorts the names with comesBefore. walk(directory) walks its sorted names: for each, it joins the path and either logs it, for a file, or calls walk on it, for a directory. run logs the heading line and makes the first call, walk("inventory-tree"). This Basic version trusts every listing: a failed vm.readDir reverts, and forge reports its own message</w:t>
-      </w:r>
-      <w:r>
-        <w:t>. Every step is commented, so read the comments as you type it, especially the recursive case and the base case.</w:t>
+        <w:t>Start with the recursive walk itself. sortedEntries(directory) lists ../directory with vm.readDir, keeps each entry's own name with Lesson 2.13a's lastPart, and sorts the names with comesBefore. walk(directory) walks its sorted names: for each, it joins the path and either logs it, for a file, or calls walk on it, for a directory. run logs the heading line and makes the first call, walk("inventory-tree"). This Basic version trusts every listing: a failed vm.readDir reverts, and forge reports its own message. Every step is commented, so read the comments as you type it, especially the recursive case and the base case.</w:t>
       </w:r>
     </w:p>
     <w:p>
@@ -21114,10 +21066,7 @@
     </w:p>
     <w:p>
       <w:r>
-        <w:t>The Production-Minded version logs the same lines. listEntries(directory) lists and sorts one directory, and wraps vm.readDir in try/catch so a failed listing reverts with a plain message, could not list followed by the directory. collectFiles(directory) adds each file's path to files, a storage array, which every call shares and which grows with push (Lesson 2.7a). A revert stops every waiting call at once, so there is never a partial list. run refuses a missing tree, collects everything, and logs the list</w:t>
-      </w:r>
-      <w:r>
-        <w:t xml:space="preserve"> only when the whole walk has succeeded; because it changes storage, run is neither pure nor view.</w:t>
+        <w:t>The Production-Minded version logs the same lines. listEntries(directory) lists and sorts one directory, and wraps vm.readDir in try/catch so a failed listing reverts with a plain message, could not list followed by the directory. collectFiles(directory) adds each file's path to files, a storage array, which every call shares and which grows with push (Lesson 2.7a). A revert stops every waiting call at once, so there is never a partial list. run refuses a missing tree, collects everything, and logs the list only when the whole walk has succeeded; because it changes storage, run is neither pure nor view.</w:t>
       </w:r>
     </w:p>
     <w:p>
@@ -22520,10 +22469,7 @@
     </w:p>
     <w:p>
       <w:r>
-        <w:t>Now that you know how a walk works inside, here is the practical alternative. Foundry's vm.readDir can walk a tree for you. Given a second value, maxDepth, it lists the entries of every directory beneath the path, down to that many levels; with one value, it lists just one level, as in walk. 64 levels is far deeper than this tree. Each entry has a full path and isDir, so the script keeps only the files, cuts each full path down to the part from inventory-tree on, and sorts the whole paths, because the order</w:t>
-      </w:r>
-      <w:r>
-        <w:t xml:space="preserve"> is not promised. A memory array cannot grow, so it counts the files first and then fills a new string[](count). Its lines under == Logs == must match Check Your Results above exactly.</w:t>
+        <w:t>Now that you know how a walk works inside, here is the practical alternative. Foundry's vm.readDir can walk a tree for you. Given a second value, maxDepth, it lists the entries of every directory beneath the path, down to that many levels; with one value, it lists just one level, as in walk. 64 levels is far deeper than this tree. Each entry has a full path and isDir, so the script keeps only the files, cuts each full path down to the part from inventory-tree on, and sorts the whole paths, because the order is not promised. A memory array cannot grow, so it counts the files first and then fills a new string[](count). Its lines under == Logs == must match Check Your Results above exactly.</w:t>
       </w:r>
     </w:p>
     <w:p>
@@ -23366,10 +23312,7 @@
     </w:p>
     <w:p>
       <w:r>
-        <w:t>Both versions walk the tree with the same recursion: a file is logged or collected directly, a subdirectory is the recursive case, a call on a smaller piece, and a directory with no subdirectories is the base case, where the chain of calls ends. The Basic walk logs each path the moment it finds it and trusts every listing, so a failure deep in the tree would stop it halfway through its list. The Production-Minded collectFiles collects the paths first, passes any failure back up through every waiting call as</w:t>
-      </w:r>
-      <w:r>
-        <w:t xml:space="preserve"> Lesson 2.11a taught, and lets run log only a complete list. It hands the list back instead of logging it, so the Exercise, the Challenge, Lesson 3.12a, and the Mini File Explorer can reuse it.</w:t>
+        <w:t>Both versions walk the tree with the same recursion: a file is logged or collected directly, a subdirectory is the recursive case, a call on a smaller piece, and a directory with no subdirectories is the base case, where the chain of calls ends. The Basic walk logs each path the moment it finds it and trusts every listing, so a failure deep in the tree would stop it halfway through its list. The Production-Minded collectFiles collects the paths first, passes any failure back up through every waiting call as Lesson 2.11a taught, and lets run log only a complete list. It hands the list back instead of logging it, so the Exercise, the Challenge, Lesson 3.12a, and the Mini File Explorer can reuse it.</w:t>
       </w:r>
     </w:p>
     <w:p>
@@ -23814,10 +23757,7 @@
     </w:p>
     <w:p>
       <w:r>
-        <w:t xml:space="preserve">As in Lesson 3.11, the Mini File Explorer, this chapter's first project, needs a File and directory listing that shows everything beneath its sandbox, and Simple search. collect_files (collectFiles in Solidity) is that piece: it walks any tree, however deep, and returns every file's path, sorted, or reports a failure without printing half a list. Lesson 3.12a Searching Files filters exactly this list to find every .log file under the sandbox. The explorer's tree view uses the recursion itself, because each </w:t>
-      </w:r>
-      <w:r>
-        <w:t>level is indented by its depth; the Challenge's deepest_level shows how a value is passed back up through the calls. The Contact Manager, the chapter's capstone, keeps its files in one folder and needs no walk.</w:t>
+        <w:t>As in Lesson 3.11, the Mini File Explorer, this chapter's first project, needs a File and directory listing that shows everything beneath its sandbox, and Simple search. collect_files (collectFiles in Solidity) is that piece: it walks any tree, however deep, and returns every file's path, sorted, or reports a failure without printing half a list. Lesson 3.12a Searching Files filters exactly this list to find every .log file under the sandbox. The explorer's tree view uses the recursion itself, because each level is indented by its depth; the Challenge's deepest_level shows how a value is passed back up through the calls. The Contact Manager, the chapter's capstone, keeps its files in one folder and needs no walk.</w:t>
       </w:r>
     </w:p>
     <w:p>
@@ -23866,10 +23806,7 @@
         <w:pStyle w:val="ListBullet"/>
       </w:pPr>
       <w:r>
-        <w:t>Assembly: copy collect_files and rename it count_files, with its own frame. Keep the total in r14, starting at 0; a file adds 1 with add r14, 1, and a subdirectory's call adds its rax, or passes a -1 straight back. Return the total in rax. Add found resq 1 to .bss and found_line db "Files found: %lld", 10, 0 (%lld prints an 8-byte number). In main, right after .print:, put walk_error in rbx, call count_files with root, jump to .fail on -1, and store rax in [found]; after .printed:, print found_line with [fo</w:t>
-      </w:r>
-      <w:r>
-        <w:t>und]. Make the change in the Windows and the Linux file (rdi and rsi on Linux).</w:t>
+        <w:t>Assembly: copy collect_files and rename it count_files, with its own frame. Keep the total in r14, starting at 0; a file adds 1 with add r14, 1, and a subdirectory's call adds its rax, or passes a -1 straight back. Return the total in rax. Add found resq 1 to .bss and found_line db "Files found: %lld", 10, 0 (%lld prints an 8-byte number). In main, right after .print:, put walk_error in rbx, call count_files with root, jump to .fail on -1, and store rax in [found]; after .printed:, print found_line with [found]. Make the change in the Windows and the Linux file (rdi and rsi on Linux).</w:t>
       </w:r>
     </w:p>
     <w:p>
@@ -23885,10 +23822,7 @@
         <w:pStyle w:val="ListBullet"/>
       </w:pPr>
       <w:r>
-        <w:t>Erlang: count_files(Directory, Names) shaped like collect_files: {ok, 0} when no names are left; otherwise the first name's count, 1 for a file or count_tree(Path) for a subdirectory, plus the count of the rest, count_files(Directory, tl(Names)), each checked with case. Write count_tree like collect_tree. In main's {ok, Files} branch, put the printing lines inside case count_tree(Root) of {ok, Found} -&gt; ...; {error, Message} -&gt; the Error line and init:stop(1) end, and print Files found: with ~B after the li</w:t>
-      </w:r>
-      <w:r>
-        <w:t>st.</w:t>
+        <w:t>Erlang: count_files(Directory, Names) shaped like collect_files: {ok, 0} when no names are left; otherwise the first name's count, 1 for a file or count_tree(Path) for a subdirectory, plus the count of the rest, count_files(Directory, tl(Names)), each checked with case. Write count_tree like collect_tree. In main's {ok, Files} branch, put the printing lines inside case count_tree(Root) of {ok, Found} -&gt; ...; {error, Message} -&gt; the Error line and init:stop(1) end, and print Files found: with ~B after the list.</w:t>
       </w:r>
     </w:p>
     <w:p>
@@ -24381,13 +24315,7 @@
     </w:p>
     <w:p>
       <w:r>
-        <w:t>A directory tree is made of smaller trees of the same kind, so the natural way to walk it is a function that calls itself. The countdown warm-up showed the two parts every recursive function needs: a base case checked first, and a call on a smaller piece. walk handles one directory: a file is printed at once, a subdirectory is the recursive case, a call on a smaller piece, and a directory with no subdirectories is the base case, where the chain of calls ends. In Assembly you saw what makes this work: call p</w:t>
-      </w:r>
-      <w:r>
-        <w:t xml:space="preserve">ushes a return address, and each call's pushes and sub rsp give it its own stack frame, so its names survive while the calls it made run. Rust and Solidity write the same idea as a function that calls itself, and Erlang, whose loops have been recursion since Lesson 2.5a, calls itself on the rest of a list and on each subdirectory. Because every tree has a bottom, directories with no subdirectories, every chain of calls ends; without a base case, the calls never stop, and the program is stopped with a stack </w:t>
-      </w:r>
-      <w:r>
-        <w:t>overflow, or, in an Erlang loop, never finishes. Erlang and Foundry also offer a library walk; Assembly and Rust's standard library have none, so the recursive function is the practical tool there. Lesson 3.12a uses this list to search the sandbox for every .log file.</w:t>
+        <w:t>A directory tree is made of smaller trees of the same kind, so the natural way to walk it is a function that calls itself. The countdown warm-up showed the two parts every recursive function needs: a base case checked first, and a call on a smaller piece. walk handles one directory: a file is printed at once, a subdirectory is the recursive case, a call on a smaller piece, and a directory with no subdirectories is the base case, where the chain of calls ends. In Assembly you saw what makes this work: call pushes a return address, and each call's pushes and sub rsp give it its own stack frame, so its names survive while the calls it made run. Rust and Solidity write the same idea as a function that calls itself, and Erlang, whose loops have been recursion since Lesson 2.5a, calls itself on the rest of a list and on each subdirectory. Because every tree has a bottom, directories with no subdirectories, every chain of calls ends; without a base case, the calls never stop, and the program is stopped with a stack overflow, or, in an Erlang loop, never finishes. Erlang and Foundry also offer a library walk; Assembly and Rust's standard library have none, so the recursive function is the practical tool there. Lesson 3.12a uses this list to search the sandbox for every .log file.</w:t>
       </w:r>
     </w:p>
     <w:sectPr>
